--- a/public/images/ehealthy/Phytofit/20261018_Phytofit.docx
+++ b/public/images/ehealthy/Phytofit/20261018_Phytofit.docx
@@ -39,7 +39,13 @@
     </w:p>
     <w:p>
       <w:r>
-        <w:t>Product details: 30 packages/box (18g / package)</w:t>
+        <w:t>Product detail</w:t>
+      </w:r>
+      <w:r>
+        <w:tab/>
+      </w:r>
+      <w:r>
+        <w:t>s: 30 packages/box (18g / package)</w:t>
       </w:r>
     </w:p>
     <w:p>
@@ -202,7 +208,7 @@
         </w:tabs>
         <w:spacing w:after="0" w:line="480" w:lineRule="atLeast"/>
         <w:rPr>
-          <w:rFonts w:ascii="inherit" w:eastAsia="Times New Roman" w:hAnsi="inherit" w:cs="Courier New" w:hint="eastAsia"/>
+          <w:rFonts w:ascii="inherit" w:eastAsia="Times New Roman" w:hAnsi="inherit" w:cs="Courier New"/>
           <w:color w:val="1F1F1F"/>
           <w:kern w:val="0"/>
           <w14:ligatures w14:val="none"/>
@@ -313,7 +319,7 @@
         </w:tabs>
         <w:spacing w:after="0" w:line="480" w:lineRule="atLeast"/>
         <w:rPr>
-          <w:rFonts w:ascii="inherit" w:eastAsia="Times New Roman" w:hAnsi="inherit" w:cs="Courier New" w:hint="eastAsia"/>
+          <w:rFonts w:ascii="inherit" w:eastAsia="Times New Roman" w:hAnsi="inherit" w:cs="Courier New"/>
           <w:color w:val="1F1F1F"/>
           <w:kern w:val="0"/>
           <w14:ligatures w14:val="none"/>
@@ -335,7 +341,7 @@
         <w:shd w:val="clear" w:color="auto" w:fill="F8F9FA"/>
         <w:spacing w:line="480" w:lineRule="atLeast"/>
         <w:rPr>
-          <w:rFonts w:ascii="inherit" w:eastAsia="Times New Roman" w:hAnsi="inherit" w:cs="Courier New" w:hint="eastAsia"/>
+          <w:rFonts w:ascii="inherit" w:eastAsia="Times New Roman" w:hAnsi="inherit" w:cs="Courier New"/>
           <w:color w:val="1F1F1F"/>
           <w:kern w:val="0"/>
           <w:sz w:val="42"/>
